--- a/docx/es/BUFRCREX_TableB_es_20.docx
+++ b/docx/es/BUFRCREX_TableB_es_20.docx
@@ -239,7 +239,7 @@
                 <w:b w:val="0"/>
                 <w:sz w:val="16"/>
               </w:rPr>
-              <w:t>020001</w:t>
+              <w:t>0 20 001</w:t>
             </w:r>
           </w:p>
         </w:tc>
@@ -403,7 +403,7 @@
                 <w:b w:val="0"/>
                 <w:sz w:val="16"/>
               </w:rPr>
-              <w:t>020002</w:t>
+              <w:t>0 20 002</w:t>
             </w:r>
           </w:p>
         </w:tc>
@@ -567,7 +567,7 @@
                 <w:b w:val="0"/>
                 <w:sz w:val="16"/>
               </w:rPr>
-              <w:t>020003</w:t>
+              <w:t>0 20 003</w:t>
             </w:r>
           </w:p>
         </w:tc>
@@ -732,7 +732,7 @@
                 <w:b w:val="0"/>
                 <w:sz w:val="16"/>
               </w:rPr>
-              <w:t>020004</w:t>
+              <w:t>0 20 004</w:t>
             </w:r>
           </w:p>
         </w:tc>
@@ -897,7 +897,7 @@
                 <w:b w:val="0"/>
                 <w:sz w:val="16"/>
               </w:rPr>
-              <w:t>020005</w:t>
+              <w:t>0 20 005</w:t>
             </w:r>
           </w:p>
         </w:tc>
@@ -1062,7 +1062,7 @@
                 <w:b w:val="0"/>
                 <w:sz w:val="16"/>
               </w:rPr>
-              <w:t>020006</w:t>
+              <w:t>0 20 006</w:t>
             </w:r>
           </w:p>
         </w:tc>
@@ -1226,7 +1226,7 @@
                 <w:b w:val="0"/>
                 <w:sz w:val="16"/>
               </w:rPr>
-              <w:t>020008</w:t>
+              <w:t>0 20 008</w:t>
             </w:r>
           </w:p>
         </w:tc>
@@ -1390,7 +1390,7 @@
                 <w:b w:val="0"/>
                 <w:sz w:val="16"/>
               </w:rPr>
-              <w:t>020009</w:t>
+              <w:t>0 20 009</w:t>
             </w:r>
           </w:p>
         </w:tc>
@@ -1554,7 +1554,7 @@
                 <w:b w:val="0"/>
                 <w:sz w:val="16"/>
               </w:rPr>
-              <w:t>020010</w:t>
+              <w:t>0 20 010</w:t>
             </w:r>
           </w:p>
         </w:tc>
@@ -1719,7 +1719,7 @@
                 <w:b w:val="0"/>
                 <w:sz w:val="16"/>
               </w:rPr>
-              <w:t>020011</w:t>
+              <w:t>0 20 011</w:t>
             </w:r>
           </w:p>
         </w:tc>
@@ -1883,7 +1883,7 @@
                 <w:b w:val="0"/>
                 <w:sz w:val="16"/>
               </w:rPr>
-              <w:t>020012</w:t>
+              <w:t>0 20 012</w:t>
             </w:r>
           </w:p>
         </w:tc>
@@ -2047,7 +2047,7 @@
                 <w:b w:val="0"/>
                 <w:sz w:val="16"/>
               </w:rPr>
-              <w:t>020013</w:t>
+              <w:t>0 20 013</w:t>
             </w:r>
           </w:p>
         </w:tc>
@@ -2212,7 +2212,7 @@
                 <w:b w:val="0"/>
                 <w:sz w:val="16"/>
               </w:rPr>
-              <w:t>020014</w:t>
+              <w:t>0 20 014</w:t>
             </w:r>
           </w:p>
         </w:tc>
@@ -2376,7 +2376,7 @@
                 <w:b w:val="0"/>
                 <w:sz w:val="16"/>
               </w:rPr>
-              <w:t>020015</w:t>
+              <w:t>0 20 015</w:t>
             </w:r>
           </w:p>
         </w:tc>
@@ -2540,7 +2540,7 @@
                 <w:b w:val="0"/>
                 <w:sz w:val="16"/>
               </w:rPr>
-              <w:t>020016</w:t>
+              <w:t>0 20 016</w:t>
             </w:r>
           </w:p>
         </w:tc>
@@ -2704,7 +2704,7 @@
                 <w:b w:val="0"/>
                 <w:sz w:val="16"/>
               </w:rPr>
-              <w:t>020017</w:t>
+              <w:t>0 20 017</w:t>
             </w:r>
           </w:p>
         </w:tc>
@@ -2868,7 +2868,7 @@
                 <w:b w:val="0"/>
                 <w:sz w:val="16"/>
               </w:rPr>
-              <w:t>020018</w:t>
+              <w:t>0 20 018</w:t>
             </w:r>
           </w:p>
         </w:tc>
@@ -3032,7 +3032,7 @@
                 <w:b w:val="0"/>
                 <w:sz w:val="16"/>
               </w:rPr>
-              <w:t>020019</w:t>
+              <w:t>0 20 019</w:t>
             </w:r>
           </w:p>
         </w:tc>
@@ -3197,7 +3197,7 @@
                 <w:b w:val="0"/>
                 <w:sz w:val="16"/>
               </w:rPr>
-              <w:t>020020</w:t>
+              <w:t>0 20 020</w:t>
             </w:r>
           </w:p>
         </w:tc>
@@ -3362,7 +3362,7 @@
                 <w:b w:val="0"/>
                 <w:sz w:val="16"/>
               </w:rPr>
-              <w:t>020021</w:t>
+              <w:t>0 20 021</w:t>
             </w:r>
           </w:p>
         </w:tc>
@@ -3526,7 +3526,7 @@
                 <w:b w:val="0"/>
                 <w:sz w:val="16"/>
               </w:rPr>
-              <w:t>020022</w:t>
+              <w:t>0 20 022</w:t>
             </w:r>
           </w:p>
         </w:tc>
@@ -3690,7 +3690,7 @@
                 <w:b w:val="0"/>
                 <w:sz w:val="16"/>
               </w:rPr>
-              <w:t>020023</w:t>
+              <w:t>0 20 023</w:t>
             </w:r>
           </w:p>
         </w:tc>
@@ -3854,7 +3854,7 @@
                 <w:b w:val="0"/>
                 <w:sz w:val="16"/>
               </w:rPr>
-              <w:t>020024</w:t>
+              <w:t>0 20 024</w:t>
             </w:r>
           </w:p>
         </w:tc>
@@ -4018,7 +4018,7 @@
                 <w:b w:val="0"/>
                 <w:sz w:val="16"/>
               </w:rPr>
-              <w:t>020025</w:t>
+              <w:t>0 20 025</w:t>
             </w:r>
           </w:p>
         </w:tc>
@@ -4182,7 +4182,7 @@
                 <w:b w:val="0"/>
                 <w:sz w:val="16"/>
               </w:rPr>
-              <w:t>020026</w:t>
+              <w:t>0 20 026</w:t>
             </w:r>
           </w:p>
         </w:tc>
@@ -4346,7 +4346,7 @@
                 <w:b w:val="0"/>
                 <w:sz w:val="16"/>
               </w:rPr>
-              <w:t>020027</w:t>
+              <w:t>0 20 027</w:t>
             </w:r>
           </w:p>
         </w:tc>
@@ -4510,7 +4510,7 @@
                 <w:b w:val="0"/>
                 <w:sz w:val="16"/>
               </w:rPr>
-              <w:t>020028</w:t>
+              <w:t>0 20 028</w:t>
             </w:r>
           </w:p>
         </w:tc>
@@ -4674,7 +4674,7 @@
                 <w:b w:val="0"/>
                 <w:sz w:val="16"/>
               </w:rPr>
-              <w:t>020029</w:t>
+              <w:t>0 20 029</w:t>
             </w:r>
           </w:p>
         </w:tc>
@@ -4838,7 +4838,7 @@
                 <w:b w:val="0"/>
                 <w:sz w:val="16"/>
               </w:rPr>
-              <w:t>020031</w:t>
+              <w:t>0 20 031</w:t>
             </w:r>
           </w:p>
         </w:tc>
@@ -5002,7 +5002,7 @@
                 <w:b w:val="0"/>
                 <w:sz w:val="16"/>
               </w:rPr>
-              <w:t>020032</w:t>
+              <w:t>0 20 032</w:t>
             </w:r>
           </w:p>
         </w:tc>
@@ -5166,7 +5166,7 @@
                 <w:b w:val="0"/>
                 <w:sz w:val="16"/>
               </w:rPr>
-              <w:t>020033</w:t>
+              <w:t>0 20 033</w:t>
             </w:r>
           </w:p>
         </w:tc>
@@ -5330,7 +5330,7 @@
                 <w:b w:val="0"/>
                 <w:sz w:val="16"/>
               </w:rPr>
-              <w:t>020034</w:t>
+              <w:t>0 20 034</w:t>
             </w:r>
           </w:p>
         </w:tc>
@@ -5494,7 +5494,7 @@
                 <w:b w:val="0"/>
                 <w:sz w:val="16"/>
               </w:rPr>
-              <w:t>020035</w:t>
+              <w:t>0 20 035</w:t>
             </w:r>
           </w:p>
         </w:tc>
@@ -5658,7 +5658,7 @@
                 <w:b w:val="0"/>
                 <w:sz w:val="16"/>
               </w:rPr>
-              <w:t>020036</w:t>
+              <w:t>0 20 036</w:t>
             </w:r>
           </w:p>
         </w:tc>
@@ -5822,7 +5822,7 @@
                 <w:b w:val="0"/>
                 <w:sz w:val="16"/>
               </w:rPr>
-              <w:t>020037</w:t>
+              <w:t>0 20 037</w:t>
             </w:r>
           </w:p>
         </w:tc>
@@ -5986,7 +5986,7 @@
                 <w:b w:val="0"/>
                 <w:sz w:val="16"/>
               </w:rPr>
-              <w:t>020038</w:t>
+              <w:t>0 20 038</w:t>
             </w:r>
           </w:p>
         </w:tc>
@@ -6151,7 +6151,7 @@
                 <w:b w:val="0"/>
                 <w:sz w:val="16"/>
               </w:rPr>
-              <w:t>020039</w:t>
+              <w:t>0 20 039</w:t>
             </w:r>
           </w:p>
         </w:tc>
@@ -6315,7 +6315,7 @@
                 <w:b w:val="0"/>
                 <w:sz w:val="16"/>
               </w:rPr>
-              <w:t>020040</w:t>
+              <w:t>0 20 040</w:t>
             </w:r>
           </w:p>
         </w:tc>
@@ -6479,7 +6479,7 @@
                 <w:b w:val="0"/>
                 <w:sz w:val="16"/>
               </w:rPr>
-              <w:t>020041</w:t>
+              <w:t>0 20 041</w:t>
             </w:r>
           </w:p>
         </w:tc>
@@ -6643,7 +6643,7 @@
                 <w:b w:val="0"/>
                 <w:sz w:val="16"/>
               </w:rPr>
-              <w:t>020042</w:t>
+              <w:t>0 20 042</w:t>
             </w:r>
           </w:p>
         </w:tc>
@@ -6807,7 +6807,7 @@
                 <w:b w:val="0"/>
                 <w:sz w:val="16"/>
               </w:rPr>
-              <w:t>020043</w:t>
+              <w:t>0 20 043</w:t>
             </w:r>
           </w:p>
         </w:tc>
@@ -6971,7 +6971,7 @@
                 <w:b w:val="0"/>
                 <w:sz w:val="16"/>
               </w:rPr>
-              <w:t>020044</w:t>
+              <w:t>0 20 044</w:t>
             </w:r>
           </w:p>
         </w:tc>
@@ -7135,7 +7135,7 @@
                 <w:b w:val="0"/>
                 <w:sz w:val="16"/>
               </w:rPr>
-              <w:t>020045</w:t>
+              <w:t>0 20 045</w:t>
             </w:r>
           </w:p>
         </w:tc>
@@ -7299,7 +7299,7 @@
                 <w:b w:val="0"/>
                 <w:sz w:val="16"/>
               </w:rPr>
-              <w:t>020048</w:t>
+              <w:t>0 20 048</w:t>
             </w:r>
           </w:p>
         </w:tc>
@@ -7463,7 +7463,7 @@
                 <w:b w:val="0"/>
                 <w:sz w:val="16"/>
               </w:rPr>
-              <w:t>020050</w:t>
+              <w:t>0 20 050</w:t>
             </w:r>
           </w:p>
         </w:tc>
@@ -7627,7 +7627,7 @@
                 <w:b w:val="0"/>
                 <w:sz w:val="16"/>
               </w:rPr>
-              <w:t>020051</w:t>
+              <w:t>0 20 051</w:t>
             </w:r>
           </w:p>
         </w:tc>
@@ -7791,7 +7791,7 @@
                 <w:b w:val="0"/>
                 <w:sz w:val="16"/>
               </w:rPr>
-              <w:t>020052</w:t>
+              <w:t>0 20 052</w:t>
             </w:r>
           </w:p>
         </w:tc>
@@ -7955,7 +7955,7 @@
                 <w:b w:val="0"/>
                 <w:sz w:val="16"/>
               </w:rPr>
-              <w:t>020053</w:t>
+              <w:t>0 20 053</w:t>
             </w:r>
           </w:p>
         </w:tc>
@@ -8119,7 +8119,7 @@
                 <w:b w:val="0"/>
                 <w:sz w:val="16"/>
               </w:rPr>
-              <w:t>020054</w:t>
+              <w:t>0 20 054</w:t>
             </w:r>
           </w:p>
         </w:tc>
@@ -8284,7 +8284,7 @@
                 <w:b w:val="0"/>
                 <w:sz w:val="16"/>
               </w:rPr>
-              <w:t>020055</w:t>
+              <w:t>0 20 055</w:t>
             </w:r>
           </w:p>
         </w:tc>
@@ -8448,7 +8448,7 @@
                 <w:b w:val="0"/>
                 <w:sz w:val="16"/>
               </w:rPr>
-              <w:t>020056</w:t>
+              <w:t>0 20 056</w:t>
             </w:r>
           </w:p>
         </w:tc>
@@ -8612,7 +8612,7 @@
                 <w:b w:val="0"/>
                 <w:sz w:val="16"/>
               </w:rPr>
-              <w:t>020058</w:t>
+              <w:t>0 20 058</w:t>
             </w:r>
           </w:p>
         </w:tc>
@@ -8776,7 +8776,7 @@
                 <w:b w:val="0"/>
                 <w:sz w:val="16"/>
               </w:rPr>
-              <w:t>020059</w:t>
+              <w:t>0 20 059</w:t>
             </w:r>
           </w:p>
         </w:tc>
@@ -8940,7 +8940,7 @@
                 <w:b w:val="0"/>
                 <w:sz w:val="16"/>
               </w:rPr>
-              <w:t>020060</w:t>
+              <w:t>0 20 060</w:t>
             </w:r>
           </w:p>
         </w:tc>
@@ -9105,7 +9105,7 @@
                 <w:b w:val="0"/>
                 <w:sz w:val="16"/>
               </w:rPr>
-              <w:t>020061</w:t>
+              <w:t>0 20 061</w:t>
             </w:r>
           </w:p>
         </w:tc>
@@ -9269,7 +9269,7 @@
                 <w:b w:val="0"/>
                 <w:sz w:val="16"/>
               </w:rPr>
-              <w:t>020062</w:t>
+              <w:t>0 20 062</w:t>
             </w:r>
           </w:p>
         </w:tc>
@@ -9433,7 +9433,7 @@
                 <w:b w:val="0"/>
                 <w:sz w:val="16"/>
               </w:rPr>
-              <w:t>020063</w:t>
+              <w:t>0 20 063</w:t>
             </w:r>
           </w:p>
         </w:tc>
@@ -9597,7 +9597,7 @@
                 <w:b w:val="0"/>
                 <w:sz w:val="16"/>
               </w:rPr>
-              <w:t>020065</w:t>
+              <w:t>0 20 065</w:t>
             </w:r>
           </w:p>
         </w:tc>
@@ -9762,7 +9762,7 @@
                 <w:b w:val="0"/>
                 <w:sz w:val="16"/>
               </w:rPr>
-              <w:t>020066</w:t>
+              <w:t>0 20 066</w:t>
             </w:r>
           </w:p>
         </w:tc>
@@ -9926,7 +9926,7 @@
                 <w:b w:val="0"/>
                 <w:sz w:val="16"/>
               </w:rPr>
-              <w:t>020067</w:t>
+              <w:t>0 20 067</w:t>
             </w:r>
           </w:p>
         </w:tc>
@@ -10090,7 +10090,7 @@
                 <w:b w:val="0"/>
                 <w:sz w:val="16"/>
               </w:rPr>
-              <w:t>020070</w:t>
+              <w:t>0 20 070</w:t>
             </w:r>
           </w:p>
         </w:tc>
@@ -10254,7 +10254,7 @@
                 <w:b w:val="0"/>
                 <w:sz w:val="16"/>
               </w:rPr>
-              <w:t>020071</w:t>
+              <w:t>0 20 071</w:t>
             </w:r>
           </w:p>
         </w:tc>
@@ -10418,7 +10418,7 @@
                 <w:b w:val="0"/>
                 <w:sz w:val="16"/>
               </w:rPr>
-              <w:t>020081</w:t>
+              <w:t>0 20 081</w:t>
             </w:r>
           </w:p>
         </w:tc>
@@ -10582,7 +10582,7 @@
                 <w:b w:val="0"/>
                 <w:sz w:val="16"/>
               </w:rPr>
-              <w:t>020082</w:t>
+              <w:t>0 20 082</w:t>
             </w:r>
           </w:p>
         </w:tc>
@@ -10746,7 +10746,7 @@
                 <w:b w:val="0"/>
                 <w:sz w:val="16"/>
               </w:rPr>
-              <w:t>020083</w:t>
+              <w:t>0 20 083</w:t>
             </w:r>
           </w:p>
         </w:tc>
@@ -10910,7 +10910,7 @@
                 <w:b w:val="0"/>
                 <w:sz w:val="16"/>
               </w:rPr>
-              <w:t>020085</w:t>
+              <w:t>0 20 085</w:t>
             </w:r>
           </w:p>
         </w:tc>
@@ -11074,7 +11074,7 @@
                 <w:b w:val="0"/>
                 <w:sz w:val="16"/>
               </w:rPr>
-              <w:t>020086</w:t>
+              <w:t>0 20 086</w:t>
             </w:r>
           </w:p>
         </w:tc>
@@ -11238,7 +11238,7 @@
                 <w:b w:val="0"/>
                 <w:sz w:val="16"/>
               </w:rPr>
-              <w:t>020087</w:t>
+              <w:t>0 20 087</w:t>
             </w:r>
           </w:p>
         </w:tc>
@@ -11402,7 +11402,7 @@
                 <w:b w:val="0"/>
                 <w:sz w:val="16"/>
               </w:rPr>
-              <w:t>020088</w:t>
+              <w:t>0 20 088</w:t>
             </w:r>
           </w:p>
         </w:tc>
@@ -11566,7 +11566,7 @@
                 <w:b w:val="0"/>
                 <w:sz w:val="16"/>
               </w:rPr>
-              <w:t>020089</w:t>
+              <w:t>0 20 089</w:t>
             </w:r>
           </w:p>
         </w:tc>
@@ -11730,7 +11730,7 @@
                 <w:b w:val="0"/>
                 <w:sz w:val="16"/>
               </w:rPr>
-              <w:t>020090</w:t>
+              <w:t>0 20 090</w:t>
             </w:r>
           </w:p>
         </w:tc>
@@ -11894,7 +11894,7 @@
                 <w:b w:val="0"/>
                 <w:sz w:val="16"/>
               </w:rPr>
-              <w:t>020091</w:t>
+              <w:t>0 20 091</w:t>
             </w:r>
           </w:p>
         </w:tc>
@@ -12058,7 +12058,7 @@
                 <w:b w:val="0"/>
                 <w:sz w:val="16"/>
               </w:rPr>
-              <w:t>020092</w:t>
+              <w:t>0 20 092</w:t>
             </w:r>
           </w:p>
         </w:tc>
@@ -12222,7 +12222,7 @@
                 <w:b w:val="0"/>
                 <w:sz w:val="16"/>
               </w:rPr>
-              <w:t>020093</w:t>
+              <w:t>0 20 093</w:t>
             </w:r>
           </w:p>
         </w:tc>
@@ -12386,7 +12386,7 @@
                 <w:b w:val="0"/>
                 <w:sz w:val="16"/>
               </w:rPr>
-              <w:t>020095</w:t>
+              <w:t>0 20 095</w:t>
             </w:r>
           </w:p>
         </w:tc>
@@ -12550,7 +12550,7 @@
                 <w:b w:val="0"/>
                 <w:sz w:val="16"/>
               </w:rPr>
-              <w:t>020096</w:t>
+              <w:t>0 20 096</w:t>
             </w:r>
           </w:p>
         </w:tc>
@@ -12714,7 +12714,7 @@
                 <w:b w:val="0"/>
                 <w:sz w:val="16"/>
               </w:rPr>
-              <w:t>020101</w:t>
+              <w:t>0 20 101</w:t>
             </w:r>
           </w:p>
         </w:tc>
@@ -12878,7 +12878,7 @@
                 <w:b w:val="0"/>
                 <w:sz w:val="16"/>
               </w:rPr>
-              <w:t>020102</w:t>
+              <w:t>0 20 102</w:t>
             </w:r>
           </w:p>
         </w:tc>
@@ -13042,7 +13042,7 @@
                 <w:b w:val="0"/>
                 <w:sz w:val="16"/>
               </w:rPr>
-              <w:t>020103</w:t>
+              <w:t>0 20 103</w:t>
             </w:r>
           </w:p>
         </w:tc>
@@ -13206,7 +13206,7 @@
                 <w:b w:val="0"/>
                 <w:sz w:val="16"/>
               </w:rPr>
-              <w:t>020104</w:t>
+              <w:t>0 20 104</w:t>
             </w:r>
           </w:p>
         </w:tc>
@@ -13370,7 +13370,7 @@
                 <w:b w:val="0"/>
                 <w:sz w:val="16"/>
               </w:rPr>
-              <w:t>020105</w:t>
+              <w:t>0 20 105</w:t>
             </w:r>
           </w:p>
         </w:tc>
@@ -13534,7 +13534,7 @@
                 <w:b w:val="0"/>
                 <w:sz w:val="16"/>
               </w:rPr>
-              <w:t>020106</w:t>
+              <w:t>0 20 106</w:t>
             </w:r>
           </w:p>
         </w:tc>
@@ -13698,7 +13698,7 @@
                 <w:b w:val="0"/>
                 <w:sz w:val="16"/>
               </w:rPr>
-              <w:t>020107</w:t>
+              <w:t>0 20 107</w:t>
             </w:r>
           </w:p>
         </w:tc>
@@ -13862,7 +13862,7 @@
                 <w:b w:val="0"/>
                 <w:sz w:val="16"/>
               </w:rPr>
-              <w:t>020108</w:t>
+              <w:t>0 20 108</w:t>
             </w:r>
           </w:p>
         </w:tc>
@@ -14026,7 +14026,7 @@
                 <w:b w:val="0"/>
                 <w:sz w:val="16"/>
               </w:rPr>
-              <w:t>020111</w:t>
+              <w:t>0 20 111</w:t>
             </w:r>
           </w:p>
         </w:tc>
@@ -14191,7 +14191,7 @@
                 <w:b w:val="0"/>
                 <w:sz w:val="16"/>
               </w:rPr>
-              <w:t>020112</w:t>
+              <w:t>0 20 112</w:t>
             </w:r>
           </w:p>
         </w:tc>
@@ -14356,7 +14356,7 @@
                 <w:b w:val="0"/>
                 <w:sz w:val="16"/>
               </w:rPr>
-              <w:t>020113</w:t>
+              <w:t>0 20 113</w:t>
             </w:r>
           </w:p>
         </w:tc>
@@ -14521,7 +14521,7 @@
                 <w:b w:val="0"/>
                 <w:sz w:val="16"/>
               </w:rPr>
-              <w:t>020114</w:t>
+              <w:t>0 20 114</w:t>
             </w:r>
           </w:p>
         </w:tc>
@@ -14686,7 +14686,7 @@
                 <w:b w:val="0"/>
                 <w:sz w:val="16"/>
               </w:rPr>
-              <w:t>020115</w:t>
+              <w:t>0 20 115</w:t>
             </w:r>
           </w:p>
         </w:tc>
@@ -14851,7 +14851,7 @@
                 <w:b w:val="0"/>
                 <w:sz w:val="16"/>
               </w:rPr>
-              <w:t>020116</w:t>
+              <w:t>0 20 116</w:t>
             </w:r>
           </w:p>
         </w:tc>
@@ -15015,7 +15015,7 @@
                 <w:b w:val="0"/>
                 <w:sz w:val="16"/>
               </w:rPr>
-              <w:t>020117</w:t>
+              <w:t>0 20 117</w:t>
             </w:r>
           </w:p>
         </w:tc>
@@ -15179,7 +15179,7 @@
                 <w:b w:val="0"/>
                 <w:sz w:val="16"/>
               </w:rPr>
-              <w:t>020118</w:t>
+              <w:t>0 20 118</w:t>
             </w:r>
           </w:p>
         </w:tc>
@@ -15343,7 +15343,7 @@
                 <w:b w:val="0"/>
                 <w:sz w:val="16"/>
               </w:rPr>
-              <w:t>020119</w:t>
+              <w:t>0 20 119</w:t>
             </w:r>
           </w:p>
         </w:tc>
@@ -15507,7 +15507,7 @@
                 <w:b w:val="0"/>
                 <w:sz w:val="16"/>
               </w:rPr>
-              <w:t>020121</w:t>
+              <w:t>0 20 121</w:t>
             </w:r>
           </w:p>
         </w:tc>
@@ -15672,7 +15672,7 @@
                 <w:b w:val="0"/>
                 <w:sz w:val="16"/>
               </w:rPr>
-              <w:t>020122</w:t>
+              <w:t>0 20 122</w:t>
             </w:r>
           </w:p>
         </w:tc>
@@ -15837,7 +15837,7 @@
                 <w:b w:val="0"/>
                 <w:sz w:val="16"/>
               </w:rPr>
-              <w:t>020123</w:t>
+              <w:t>0 20 123</w:t>
             </w:r>
           </w:p>
         </w:tc>
@@ -16002,7 +16002,7 @@
                 <w:b w:val="0"/>
                 <w:sz w:val="16"/>
               </w:rPr>
-              <w:t>020124</w:t>
+              <w:t>0 20 124</w:t>
             </w:r>
           </w:p>
         </w:tc>
@@ -16166,7 +16166,7 @@
                 <w:b w:val="0"/>
                 <w:sz w:val="16"/>
               </w:rPr>
-              <w:t>020126</w:t>
+              <w:t>0 20 126</w:t>
             </w:r>
           </w:p>
         </w:tc>
@@ -16330,7 +16330,7 @@
                 <w:b w:val="0"/>
                 <w:sz w:val="16"/>
               </w:rPr>
-              <w:t>020127</w:t>
+              <w:t>0 20 127</w:t>
             </w:r>
           </w:p>
         </w:tc>
@@ -16494,7 +16494,7 @@
                 <w:b w:val="0"/>
                 <w:sz w:val="16"/>
               </w:rPr>
-              <w:t>020128</w:t>
+              <w:t>0 20 128</w:t>
             </w:r>
           </w:p>
         </w:tc>
@@ -16658,7 +16658,7 @@
                 <w:b w:val="0"/>
                 <w:sz w:val="16"/>
               </w:rPr>
-              <w:t>020129</w:t>
+              <w:t>0 20 129</w:t>
             </w:r>
           </w:p>
         </w:tc>
@@ -16822,7 +16822,7 @@
                 <w:b w:val="0"/>
                 <w:sz w:val="16"/>
               </w:rPr>
-              <w:t>020130</w:t>
+              <w:t>0 20 130</w:t>
             </w:r>
           </w:p>
         </w:tc>
@@ -16987,7 +16987,7 @@
                 <w:b w:val="0"/>
                 <w:sz w:val="16"/>
               </w:rPr>
-              <w:t>020131</w:t>
+              <w:t>0 20 131</w:t>
             </w:r>
           </w:p>
         </w:tc>
@@ -17151,7 +17151,7 @@
                 <w:b w:val="0"/>
                 <w:sz w:val="16"/>
               </w:rPr>
-              <w:t>020132</w:t>
+              <w:t>0 20 132</w:t>
             </w:r>
           </w:p>
         </w:tc>
@@ -17315,7 +17315,7 @@
                 <w:b w:val="0"/>
                 <w:sz w:val="16"/>
               </w:rPr>
-              <w:t>020133</w:t>
+              <w:t>0 20 133</w:t>
             </w:r>
           </w:p>
         </w:tc>
@@ -17479,7 +17479,7 @@
                 <w:b w:val="0"/>
                 <w:sz w:val="16"/>
               </w:rPr>
-              <w:t>020135</w:t>
+              <w:t>0 20 135</w:t>
             </w:r>
           </w:p>
         </w:tc>
@@ -17643,7 +17643,7 @@
                 <w:b w:val="0"/>
                 <w:sz w:val="16"/>
               </w:rPr>
-              <w:t>020136</w:t>
+              <w:t>0 20 136</w:t>
             </w:r>
           </w:p>
         </w:tc>
@@ -17807,7 +17807,7 @@
                 <w:b w:val="0"/>
                 <w:sz w:val="16"/>
               </w:rPr>
-              <w:t>020137</w:t>
+              <w:t>0 20 137</w:t>
             </w:r>
           </w:p>
         </w:tc>
@@ -17971,7 +17971,7 @@
                 <w:b w:val="0"/>
                 <w:sz w:val="16"/>
               </w:rPr>
-              <w:t>020138</w:t>
+              <w:t>0 20 138</w:t>
             </w:r>
           </w:p>
         </w:tc>

--- a/docx/es/BUFRCREX_TableB_es_20.docx
+++ b/docx/es/BUFRCREX_TableB_es_20.docx
@@ -21298,377 +21298,6 @@
         </w:tc>
       </w:tr>
     </w:tbl>
-    <w:p/>
-    <w:p>
-      <w:r>
-        <w:rPr>
-          <w:rFonts w:ascii="Verdana" w:hAnsi="Verdana"/>
-          <w:i/>
-          <w:sz w:val="14"/>
-        </w:rPr>
-        <w:t>Note 23: El valor –0,1 kg m–2 antes de la aplicación del factor de escala (–1 después de su aplicación o en la clave CREX) indicará “trazas” (no mensurable, menos de 0,05 kg m–2).</w:t>
-      </w:r>
-    </w:p>
-    <w:p>
-      <w:r>
-        <w:rPr>
-          <w:rFonts w:ascii="Verdana" w:hAnsi="Verdana"/>
-          <w:i/>
-          <w:sz w:val="14"/>
-        </w:rPr>
-        <w:t>Note 25: Una significación definida anteriormente puede anularse transmitiendo un “valor faltante” a partir de la tabla de cifrado o de banderines apropiada.</w:t>
-      </w:r>
-    </w:p>
-    <w:p>
-      <w:r>
-        <w:rPr>
-          <w:rFonts w:ascii="Verdana" w:hAnsi="Verdana"/>
-          <w:i/>
-          <w:sz w:val="14"/>
-        </w:rPr>
-        <w:t>Note 27: Todas las horas están expresadas en Tiempo Universal Coordinado (UTC), a menos que se indique lo contrario. I.2 – BUFR/CREX Tabla B/04 – 3</w:t>
-      </w:r>
-    </w:p>
-    <w:p>
-      <w:r>
-        <w:rPr>
-          <w:rFonts w:ascii="Verdana" w:hAnsi="Verdana"/>
-          <w:i/>
-          <w:sz w:val="14"/>
-        </w:rPr>
-        <w:t>Note 32: Solo se indicará el rumbo o azimut en relación con la localización comunicada que no volverá a especificarse.</w:t>
-      </w:r>
-    </w:p>
-    <w:p>
-      <w:r>
-        <w:rPr>
-          <w:rFonts w:ascii="Verdana" w:hAnsi="Verdana"/>
-          <w:i/>
-          <w:sz w:val="14"/>
-        </w:rPr>
-        <w:t>Note 62: Tan solo se indicará la distancia en relación con la localización comunicada y el rumbo, azimut o elevación y no se volverá a especificar esta localización.</w:t>
-      </w:r>
-    </w:p>
-    <w:p>
-      <w:r>
-        <w:rPr>
-          <w:rFonts w:ascii="Verdana" w:hAnsi="Verdana"/>
-          <w:i/>
-          <w:sz w:val="14"/>
-        </w:rPr>
-        <w:t>Note 63: Se asignarán valores positivos a la radiación descendente.</w:t>
-      </w:r>
-    </w:p>
-    <w:p>
-      <w:r>
-        <w:rPr>
-          <w:rFonts w:ascii="Verdana" w:hAnsi="Verdana"/>
-          <w:i/>
-          <w:sz w:val="14"/>
-        </w:rPr>
-        <w:t>Note 64: Se asignarán valores positivos a los componentes descendentes w cuando las unidades sean Pa s –1.</w:t>
-      </w:r>
-    </w:p>
-    <w:p>
-      <w:r>
-        <w:rPr>
-          <w:rFonts w:ascii="Verdana" w:hAnsi="Verdana"/>
-          <w:i/>
-          <w:sz w:val="14"/>
-        </w:rPr>
-        <w:t>Note 66: Se asignarán valores negativos a los incrementos este-oeste.</w:t>
-      </w:r>
-    </w:p>
-    <w:p>
-      <w:r>
-        <w:rPr>
-          <w:rFonts w:ascii="Verdana" w:hAnsi="Verdana"/>
-          <w:i/>
-          <w:sz w:val="14"/>
-        </w:rPr>
-        <w:t>Note 75: Para los descriptores CREX F = B, no 0.</w:t>
-      </w:r>
-    </w:p>
-    <w:p>
-      <w:r>
-        <w:rPr>
-          <w:rFonts w:ascii="Verdana" w:hAnsi="Verdana"/>
-          <w:i/>
-          <w:sz w:val="14"/>
-        </w:rPr>
-        <w:t>Note 92: Para distinguir claramente los casos de datos faltantes y de píxeles saturados, los datos de imagen de n bits deberían cifrarse utilizando una anchura de datos de n + 1. Si tal descriptor no está disponible ya en la Clase 30, debería utilizarse un descriptor de operación 2 01 YYY para modificar la anchura de datos de la entrada existente, si fuese necesario. I.2 – BUFR/CREX Tabla B/30 – 1</w:t>
-      </w:r>
-    </w:p>
-    <w:p>
-      <w:r>
-        <w:rPr>
-          <w:rFonts w:ascii="Verdana" w:hAnsi="Verdana"/>
-          <w:i/>
-          <w:sz w:val="14"/>
-        </w:rPr>
-        <w:t>Note 105: Para indicar períodos de tiempo o desplazamientos que preceden al tiempo definido actualmente se emplearán períodos de tiempo negativos o desplazamientos.</w:t>
-      </w:r>
-    </w:p>
-    <w:p>
-      <w:r>
-        <w:rPr>
-          <w:rFonts w:ascii="Verdana" w:hAnsi="Verdana"/>
-          <w:i/>
-          <w:sz w:val="14"/>
-        </w:rPr>
-        <w:t>Note 110: Se asignarán valores negativos a los incrementos norte-sur.</w:t>
-      </w:r>
-    </w:p>
-    <w:p>
-      <w:r>
-        <w:rPr>
-          <w:rFonts w:ascii="Verdana" w:hAnsi="Verdana"/>
-          <w:i/>
-          <w:sz w:val="14"/>
-        </w:rPr>
-        <w:t>Note 115: La anchura de datos de los píxeles puede cambiarse mediante el descriptor 2 01 YYY.</w:t>
-      </w:r>
-    </w:p>
-    <w:p>
-      <w:r>
-        <w:rPr>
-          <w:rFonts w:ascii="Verdana" w:hAnsi="Verdana"/>
-          <w:i/>
-          <w:sz w:val="14"/>
-        </w:rPr>
-        <w:t>Note 121: En relación con determinados elementos de esta clase, pueden consignarse algunas indicaciones sobre la precisión prevista.</w:t>
-      </w:r>
-    </w:p>
-    <w:p>
-      <w:r>
-        <w:rPr>
-          <w:rFonts w:ascii="Verdana" w:hAnsi="Verdana"/>
-          <w:i/>
-          <w:sz w:val="14"/>
-        </w:rPr>
-        <w:t>Note 122: Se asignarán valores negativos a la latitud sur.</w:t>
-      </w:r>
-    </w:p>
-    <w:p>
-      <w:r>
-        <w:rPr>
-          <w:rFonts w:ascii="Verdana" w:hAnsi="Verdana"/>
-          <w:i/>
-          <w:sz w:val="14"/>
-        </w:rPr>
-        <w:t>Note 123: Se asignarán valores positivos a los componentes v en sentido sur–norte.</w:t>
-      </w:r>
-    </w:p>
-    <w:p>
-      <w:r>
-        <w:rPr>
-          <w:rFonts w:ascii="Verdana" w:hAnsi="Verdana"/>
-          <w:i/>
-          <w:sz w:val="14"/>
-        </w:rPr>
-        <w:t>Note 126: Los informes sobre la dirección del viento de superficie resultantes de mediciones dentro del 1° del Polo Norte o del Polo Sur se notificarán de manera que el cero de su acimut esté alineado, coincidiendo con los 0° del meridiano de Greenwich. I.2 – BUFR/CREX Tabla B/11 – 6</w:t>
-      </w:r>
-    </w:p>
-    <w:p>
-      <w:r>
-        <w:rPr>
-          <w:rFonts w:ascii="Verdana" w:hAnsi="Verdana"/>
-          <w:i/>
-          <w:sz w:val="14"/>
-        </w:rPr>
-        <w:t>Note 140: El tamaño del píxel en la horizontal – 1 está dado por la posición donde el factor de escala del mapa es igual a la unidad.</w:t>
-      </w:r>
-    </w:p>
-    <w:p>
-      <w:r>
-        <w:rPr>
-          <w:rFonts w:ascii="Verdana" w:hAnsi="Verdana"/>
-          <w:i/>
-          <w:sz w:val="14"/>
-        </w:rPr>
-        <w:t>Note 141: El tamaño del píxel en la horizontal – 2 está dado por la posición donde el factor de escala del mapa es igual a la unidad.</w:t>
-      </w:r>
-    </w:p>
-    <w:p>
-      <w:r>
-        <w:rPr>
-          <w:rFonts w:ascii="Verdana" w:hAnsi="Verdana"/>
-          <w:i/>
-          <w:sz w:val="14"/>
-        </w:rPr>
-        <w:t>Note 145: La significación de los períodos o desplazamientos de tiempo se puede indicar utilizando la clave de significación del tiempo correspondiente a la referencia de tabla 0 08 021.</w:t>
-      </w:r>
-    </w:p>
-    <w:p>
-      <w:r>
-        <w:rPr>
-          <w:rFonts w:ascii="Verdana" w:hAnsi="Verdana"/>
-          <w:i/>
-          <w:sz w:val="14"/>
-        </w:rPr>
-        <w:t>Note 149: La localización del tiempo, cuando se utiliza con valores de predicción, indicará la hora del estado inicial de la predicción o el comienzo del período de predicción; cuando se utilice con promedios de conjunto de valores de predicción, la localización del tiempo indicará el estado inicial o el comienzo de la primera predicción de las que se obtienen los valores medios de conjunto</w:t>
-      </w:r>
-    </w:p>
-    <w:p>
-      <w:r>
-        <w:rPr>
-          <w:rFonts w:ascii="Verdana" w:hAnsi="Verdana"/>
-          <w:i/>
-          <w:sz w:val="14"/>
-        </w:rPr>
-        <w:t>Note 155: Esta clase también puede contener elementos relativos a los procedimientos de observación.</w:t>
-      </w:r>
-    </w:p>
-    <w:p>
-      <w:r>
-        <w:rPr>
-          <w:rFonts w:ascii="Verdana" w:hAnsi="Verdana"/>
-          <w:i/>
-          <w:sz w:val="14"/>
-        </w:rPr>
-        <w:t>Note 156: Esta clase incluirá elementos que describen los instrumentos que se utilizan para obtener los elementos meteorológicos transmitidos.</w:t>
-      </w:r>
-    </w:p>
-    <w:p>
-      <w:r>
-        <w:rPr>
-          <w:rFonts w:ascii="Verdana" w:hAnsi="Verdana"/>
-          <w:i/>
-          <w:sz w:val="14"/>
-        </w:rPr>
-        <w:t>Note 158: Respecto a los períodos o desplazamientos de tiempo, e incrementos de tiempo, será necesario determinar la localización inicial del tiempo antes de utilizarlos, y a continuación, según corresponda, se indicará la definición y significación del tiempo.</w:t>
-      </w:r>
-    </w:p>
-    <w:p>
-      <w:r>
-        <w:rPr>
-          <w:rFonts w:ascii="Verdana" w:hAnsi="Verdana"/>
-          <w:i/>
-          <w:sz w:val="14"/>
-        </w:rPr>
-        <w:t>Note 160: Se asignarán valores negativos a la radiación ascendente.</w:t>
-      </w:r>
-    </w:p>
-    <w:p>
-      <w:r>
-        <w:rPr>
-          <w:rFonts w:ascii="Verdana" w:hAnsi="Verdana"/>
-          <w:i/>
-          <w:sz w:val="14"/>
-        </w:rPr>
-        <w:t>Note 161: Se asignarán valores positivos a los componentes ascendentes w cuando las unidades sean m s–1.</w:t>
-      </w:r>
-    </w:p>
-    <w:p>
-      <w:r>
-        <w:rPr>
-          <w:rFonts w:ascii="Verdana" w:hAnsi="Verdana"/>
-          <w:i/>
-          <w:sz w:val="14"/>
-        </w:rPr>
-        <w:t>Note 162: Intervalos útiles utilizados: de 1011 Bq a 1019 Bq para emisiones; de 10–2 Bq a 107 Bq y de 10–2 mSv a 107 mSv para concentraciones y dosis.</w:t>
-      </w:r>
-    </w:p>
-    <w:p>
-      <w:r>
-        <w:rPr>
-          <w:rFonts w:ascii="Verdana" w:hAnsi="Verdana"/>
-          <w:i/>
-          <w:sz w:val="14"/>
-        </w:rPr>
-        <w:t>Note 163: Los valores de la latitud y de los incrementos de latitud quedan comprendidos entre –90 grados y +90 grados.</w:t>
-      </w:r>
-    </w:p>
-    <w:p>
-      <w:r>
-        <w:rPr>
-          <w:rFonts w:ascii="Verdana" w:hAnsi="Verdana"/>
-          <w:i/>
-          <w:sz w:val="14"/>
-        </w:rPr>
-        <w:t>Note 164: Los valores de longitud quedarán comprendidos entre –180 grados y +180 grados.</w:t>
-      </w:r>
-    </w:p>
-    <w:p>
-      <w:r>
-        <w:rPr>
-          <w:rFonts w:ascii="Verdana" w:hAnsi="Verdana"/>
-          <w:i/>
-          <w:sz w:val="14"/>
-        </w:rPr>
-        <w:t>Note 165: Se indicarán los elementos verticales y la presión para determinar los valores de estos elementos con independencia del elemento o variable que indique la coordenada vertical.</w:t>
-      </w:r>
-    </w:p>
-    <w:p>
-      <w:r>
-        <w:rPr>
-          <w:rFonts w:ascii="Verdana" w:hAnsi="Verdana"/>
-          <w:i/>
-          <w:sz w:val="14"/>
-        </w:rPr>
-        <w:t>Note 166: Se asignarán valores negativos a la longitud oeste.</w:t>
-      </w:r>
-    </w:p>
-    <w:p>
-      <w:r>
-        <w:rPr>
-          <w:rFonts w:ascii="Verdana" w:hAnsi="Verdana"/>
-          <w:i/>
-          <w:sz w:val="14"/>
-        </w:rPr>
-        <w:t>Note 167: Se asignarán valores positivos a los componentes u en sentido oeste–este.</w:t>
-      </w:r>
-    </w:p>
-    <w:p>
-      <w:r>
-        <w:rPr>
-          <w:rFonts w:ascii="Verdana" w:hAnsi="Verdana"/>
-          <w:i/>
-          <w:sz w:val="14"/>
-        </w:rPr>
-        <w:t>Note 176: Cuando sea necesario indicar más de un período o desplazamiento de tiempo para hacer indicaciones de tiempo complejas se definirán en sucesión inmediata en el siguiente orden: período conjunto (según corresponda), seguido por el período de predicción (según corresponda), seguido por el período de promedio o acumulación (según corresponda).</w:t>
-      </w:r>
-    </w:p>
-    <w:p>
-      <w:r>
-        <w:rPr>
-          <w:rFonts w:ascii="Verdana" w:hAnsi="Verdana"/>
-          <w:i/>
-          <w:sz w:val="14"/>
-        </w:rPr>
-        <w:t>Note 178: Cuando se indique la expresión “período determinado” en la columna “nombre del elemento”, deberá indicarse el período correspondiente, utilizando referencias de la Clase 04.</w:t>
-      </w:r>
-    </w:p>
-    <w:p>
-      <w:r>
-        <w:rPr>
-          <w:rFonts w:ascii="Verdana" w:hAnsi="Verdana"/>
-          <w:i/>
-          <w:sz w:val="14"/>
-        </w:rPr>
-        <w:t>Note 179: Cuando se acumulen o promedien los valores (por ejemplo en relación con un determinado período de tiempo), el número total de valores de los que se obtienen los valores acumulados o promediados podrán representarse utilizando la referencia 0 08 022.</w:t>
-      </w:r>
-    </w:p>
-    <w:p>
-      <w:r>
-        <w:rPr>
-          <w:rFonts w:ascii="Verdana" w:hAnsi="Verdana"/>
-          <w:i/>
-          <w:sz w:val="14"/>
-        </w:rPr>
-        <w:t>Note 180: Normas para la información sobre vientos: Velocidad Dirección Valor faltante Valor faltante Calma 0 0 Observación normal &gt;0 1°–360° Velocidad solamente &gt;0 Valor faltante Dirección solamente Valor faltante 1°–360° “Ligero y variable” &gt;0 0 No hay observaciones</w:t>
-      </w:r>
-    </w:p>
-    <w:p>
-      <w:r>
-        <w:rPr>
-          <w:rFonts w:ascii="Verdana" w:hAnsi="Verdana"/>
-          <w:i/>
-          <w:sz w:val="14"/>
-        </w:rPr>
-        <w:t>Note 181: Normas de notificación sobre mar de viento y olas: Observación Velocidad Dirección Ninguna observación faltante faltante Calma 0 0 Observación normal &gt;0 1–360 Velocidad únicamente &gt;0 faltante Dirección únicamente faltante 1–360 &gt;0 0 “Ligero y variable”</w:t>
-      </w:r>
-    </w:p>
     <w:sectPr>
       <w:pgSz w:w="16838" w:h="11906" w:orient="landscape"/>
       <w:pgMar w:top="850" w:right="850" w:bottom="850" w:left="850" w:header="720" w:footer="720" w:gutter="0"/>
